--- a/data/Dialogues multilateral_Women4Ethical AI Conference.docx
+++ b/data/Dialogues multilateral_Women4Ethical AI Conference.docx
@@ -2,13 +2,13 @@
 <file path=word/document.xml><?xml version="1.0" encoding="utf-8"?>
 <w:document xmlns:w="http://schemas.openxmlformats.org/wordprocessingml/2006/main" xmlns:m="http://schemas.openxmlformats.org/officeDocument/2006/math" xmlns:r="http://schemas.openxmlformats.org/officeDocument/2006/relationships" xmlns:o="urn:schemas-microsoft-com:office:office" xmlns:v="urn:schemas-microsoft-com:vml" xmlns:w10="urn:schemas-microsoft-com:office:word" xmlns:a="http://schemas.openxmlformats.org/drawingml/2006/main" xmlns:pic="http://schemas.openxmlformats.org/drawingml/2006/picture" xmlns:wp="http://schemas.openxmlformats.org/drawingml/2006/wordprocessingDrawing">
   <w:body>
-    <w:bookmarkStart w:id="26" w:name="X515a7ede27e70672b61db831dab29a0f63daefb"/>
+    <w:bookmarkStart w:id="26" w:name="X4c248838e022aea3f47f5864c6da5e8fa8ba437"/>
     <w:p>
       <w:pPr>
         <w:pStyle w:val="Heading1"/>
       </w:pPr>
       <w:r>
-        <w:t xml:space="preserve">Women4Ethical AI Conference: Advancing Gender Equity in Artificial Intelligence</w:t>
+        <w:t xml:space="preserve">Women4Ethical AI Conference: Advancing Ethical AI through Multilateral Dialogue and Women’s Leadership</w:t>
       </w:r>
     </w:p>
     <w:p>
@@ -149,6 +149,30 @@
               <w:pStyle w:val="Compact"/>
             </w:pPr>
             <w:r>
+              <w:t xml:space="preserve">Inclusion &amp; Social Development</w:t>
+            </w:r>
+          </w:p>
+        </w:tc>
+        <w:tc>
+          <w:tcPr/>
+          <w:p>
+            <w:pPr>
+              <w:pStyle w:val="Compact"/>
+            </w:pPr>
+            <w:r>
+              <w:t xml:space="preserve">Gender Equality in Tech</w:t>
+            </w:r>
+          </w:p>
+        </w:tc>
+      </w:tr>
+      <w:tr>
+        <w:tc>
+          <w:tcPr/>
+          <w:p>
+            <w:pPr>
+              <w:pStyle w:val="Compact"/>
+            </w:pPr>
+            <w:r>
               <w:t xml:space="preserve">Technology &amp; Innovation</w:t>
             </w:r>
           </w:p>
@@ -160,7 +184,7 @@
               <w:pStyle w:val="Compact"/>
             </w:pPr>
             <w:r>
-              <w:t xml:space="preserve">AI Ethics</w:t>
+              <w:t xml:space="preserve">Artificial Intelligence; AI Ethics</w:t>
             </w:r>
           </w:p>
         </w:tc>
